--- a/01_Course_Core/TAS2O_110_Hour_Pacing_Guide_AI_Enhanced.docx
+++ b/01_Course_Core/TAS2O_110_Hour_Pacing_Guide_AI_Enhanced.docx
@@ -85,7 +85,7 @@
                 <w:b w:val="0"/>
                 <w:sz w:val="18"/>
               </w:rPr>
-              <w:t>[Insert School Name]</w:t>
+              <w:t>Webtree Academy</w:t>
             </w:r>
           </w:p>
         </w:tc>
@@ -120,7 +120,7 @@
                 <w:b w:val="0"/>
                 <w:sz w:val="18"/>
               </w:rPr>
-              <w:t>[Insert BSID]</w:t>
+              <w:t>883796</w:t>
             </w:r>
           </w:p>
         </w:tc>
@@ -155,7 +155,7 @@
                 <w:b w:val="0"/>
                 <w:sz w:val="18"/>
               </w:rPr>
-              <w:t>[Insert Teacher Name]</w:t>
+              <w:t>Carlos Chen</w:t>
             </w:r>
           </w:p>
         </w:tc>
@@ -190,7 +190,7 @@
                 <w:b w:val="0"/>
                 <w:sz w:val="18"/>
               </w:rPr>
-              <w:t>[Insert Principal Name]</w:t>
+              <w:t>Henry Michels</w:t>
             </w:r>
           </w:p>
         </w:tc>
@@ -225,7 +225,7 @@
                 <w:b w:val="0"/>
                 <w:sz w:val="18"/>
               </w:rPr>
-              <w:t>[Insert Semester / Term]</w:t>
+              <w:t>Summer 2026 (July-August) / Term 1 / Term 2</w:t>
             </w:r>
           </w:p>
         </w:tc>
@@ -400,7 +400,7 @@
                 <w:b w:val="0"/>
                 <w:sz w:val="18"/>
               </w:rPr>
-              <w:t>[Insert Date]</w:t>
+              <w:t>2026-05-12</w:t>
             </w:r>
           </w:p>
         </w:tc>
@@ -4278,7 +4278,7 @@
       <w:jc w:val="center"/>
     </w:pPr>
     <w:r>
-      <w:t>TAS2O 110-Hour Pacing Guide | [Insert School Name] | Internal Planning / Inspection Support Document</w:t>
+      <w:t>TAS2O 110-Hour Pacing Guide | Webtree Academy | Internal Planning / Inspection Support Document</w:t>
     </w:r>
   </w:p>
 </w:ftr>
